--- a/Files/04 - Bamidbar/09 - Pinchas/5784/Pinchas 5784.docx
+++ b/Files/04 - Bamidbar/09 - Pinchas/5784/Pinchas 5784.docx
@@ -1049,7 +1049,7 @@
           <w:rFonts w:ascii="Times New Roman" w:hAnsi="Times New Roman" w:cs="Times New Roman"/>
           <w:rtl/>
         </w:rPr>
-        <w:t>"</w:t>
+        <w:t>״</w:t>
       </w:r>
       <w:r>
         <w:rPr>

--- a/Files/04 - Bamidbar/09 - Pinchas/5784/Pinchas 5784.docx
+++ b/Files/04 - Bamidbar/09 - Pinchas/5784/Pinchas 5784.docx
@@ -1049,7 +1049,7 @@
           <w:rFonts w:ascii="Times New Roman" w:hAnsi="Times New Roman" w:cs="Times New Roman"/>
           <w:rtl/>
         </w:rPr>
-        <w:t>״</w:t>
+        <w:t>"</w:t>
       </w:r>
       <w:r>
         <w:rPr>
@@ -1152,7 +1152,19 @@
         <w:rPr>
           <w:rFonts w:ascii="Times New Roman" w:hAnsi="Times New Roman" w:cs="Times New Roman"/>
         </w:rPr>
-        <w:t xml:space="preserve">said </w:t>
+        <w:t>said</w:t>
+      </w:r>
+      <w:r>
+        <w:rPr>
+          <w:rFonts w:ascii="Times New Roman" w:hAnsi="Times New Roman" w:cs="Times New Roman"/>
+        </w:rPr>
+        <w:t>,</w:t>
+      </w:r>
+      <w:r>
+        <w:rPr>
+          <w:rFonts w:ascii="Times New Roman" w:hAnsi="Times New Roman" w:cs="Times New Roman"/>
+        </w:rPr>
+        <w:t xml:space="preserve"> </w:t>
       </w:r>
       <w:r>
         <w:rPr>
